--- a/TECHNICAL_SPEC.docx
+++ b/TECHNICAL_SPEC.docx
@@ -1649,6 +1649,346 @@
           </w:p>
         </w:tc>
       </w:tr>
+      <w:tr>
+        <w:tc>
+          <w:tcPr>
+            <w:tcW w:type="dxa" w:w="1872"/>
+            <w:tcMar>
+              <w:top w:type="dxa" w:w="60"/>
+              <w:left w:type="dxa" w:w="100"/>
+              <w:bottom w:type="dxa" w:w="60"/>
+              <w:right w:type="dxa" w:w="100"/>
+            </w:tcMar>
+          </w:tcPr>
+          <w:p>
+            <w:r>
+              <w:rPr>
+                <w:b w:val="false"/>
+                <w:bCs w:val="false"/>
+                <w:sz w:val="20"/>
+                <w:szCs w:val="20"/>
+              </w:rPr>
+              <w:t xml:space="preserve">accounts</w:t>
+            </w:r>
+          </w:p>
+        </w:tc>
+        <w:tc>
+          <w:tcPr>
+            <w:tcW w:type="dxa" w:w="3182"/>
+            <w:tcMar>
+              <w:top w:type="dxa" w:w="60"/>
+              <w:left w:type="dxa" w:w="100"/>
+              <w:bottom w:type="dxa" w:w="60"/>
+              <w:right w:type="dxa" w:w="100"/>
+            </w:tcMar>
+          </w:tcPr>
+          <w:p>
+            <w:r>
+              <w:rPr>
+                <w:b w:val="false"/>
+                <w:bCs w:val="false"/>
+                <w:sz w:val="20"/>
+                <w:szCs w:val="20"/>
+              </w:rPr>
+              <w:t xml:space="preserve">User's accounts (two Transamerica retirement plans to start)</w:t>
+            </w:r>
+          </w:p>
+        </w:tc>
+        <w:tc>
+          <w:tcPr>
+            <w:tcW w:type="dxa" w:w="4306"/>
+            <w:tcMar>
+              <w:top w:type="dxa" w:w="60"/>
+              <w:left w:type="dxa" w:w="100"/>
+              <w:bottom w:type="dxa" w:w="60"/>
+              <w:right w:type="dxa" w:w="100"/>
+            </w:tcMar>
+          </w:tcPr>
+          <w:p>
+            <w:r>
+              <w:rPr>
+                <w:b w:val="false"/>
+                <w:bCs w:val="false"/>
+                <w:sz w:val="20"/>
+                <w:szCs w:val="20"/>
+              </w:rPr>
+              <w:t xml:space="preserve">id, name, institution, taxType (401k/IRA/taxable), createdAt</w:t>
+            </w:r>
+          </w:p>
+        </w:tc>
+      </w:tr>
+      <w:tr>
+        <w:tc>
+          <w:tcPr>
+            <w:tcW w:type="dxa" w:w="1872"/>
+            <w:tcMar>
+              <w:top w:type="dxa" w:w="60"/>
+              <w:left w:type="dxa" w:w="100"/>
+              <w:bottom w:type="dxa" w:w="60"/>
+              <w:right w:type="dxa" w:w="100"/>
+            </w:tcMar>
+          </w:tcPr>
+          <w:p>
+            <w:r>
+              <w:rPr>
+                <w:b w:val="false"/>
+                <w:bCs w:val="false"/>
+                <w:sz w:val="20"/>
+                <w:szCs w:val="20"/>
+              </w:rPr>
+              <w:t xml:space="preserve">holdings</w:t>
+            </w:r>
+          </w:p>
+        </w:tc>
+        <w:tc>
+          <w:tcPr>
+            <w:tcW w:type="dxa" w:w="3182"/>
+            <w:tcMar>
+              <w:top w:type="dxa" w:w="60"/>
+              <w:left w:type="dxa" w:w="100"/>
+              <w:bottom w:type="dxa" w:w="60"/>
+              <w:right w:type="dxa" w:w="100"/>
+            </w:tcMar>
+          </w:tcPr>
+          <w:p>
+            <w:r>
+              <w:rPr>
+                <w:b w:val="false"/>
+                <w:bCs w:val="false"/>
+                <w:sz w:val="20"/>
+                <w:szCs w:val="20"/>
+              </w:rPr>
+              <w:t xml:space="preserve">Positions per account, manually entered or CSV-imported</w:t>
+            </w:r>
+          </w:p>
+        </w:tc>
+        <w:tc>
+          <w:tcPr>
+            <w:tcW w:type="dxa" w:w="4306"/>
+            <w:tcMar>
+              <w:top w:type="dxa" w:w="60"/>
+              <w:left w:type="dxa" w:w="100"/>
+              <w:bottom w:type="dxa" w:w="60"/>
+              <w:right w:type="dxa" w:w="100"/>
+            </w:tcMar>
+          </w:tcPr>
+          <w:p>
+            <w:r>
+              <w:rPr>
+                <w:b w:val="false"/>
+                <w:bCs w:val="false"/>
+                <w:sz w:val="20"/>
+                <w:szCs w:val="20"/>
+              </w:rPr>
+              <w:t xml:space="preserve">accountId, planFundId, units, balance, asOf, source (manual|csv)</w:t>
+            </w:r>
+          </w:p>
+        </w:tc>
+      </w:tr>
+      <w:tr>
+        <w:tc>
+          <w:tcPr>
+            <w:tcW w:type="dxa" w:w="1872"/>
+            <w:tcMar>
+              <w:top w:type="dxa" w:w="60"/>
+              <w:left w:type="dxa" w:w="100"/>
+              <w:bottom w:type="dxa" w:w="60"/>
+              <w:right w:type="dxa" w:w="100"/>
+            </w:tcMar>
+          </w:tcPr>
+          <w:p>
+            <w:r>
+              <w:rPr>
+                <w:b w:val="false"/>
+                <w:bCs w:val="false"/>
+                <w:sz w:val="20"/>
+                <w:szCs w:val="20"/>
+              </w:rPr>
+              <w:t xml:space="preserve">plan_menu</w:t>
+            </w:r>
+          </w:p>
+        </w:tc>
+        <w:tc>
+          <w:tcPr>
+            <w:tcW w:type="dxa" w:w="3182"/>
+            <w:tcMar>
+              <w:top w:type="dxa" w:w="60"/>
+              <w:left w:type="dxa" w:w="100"/>
+              <w:bottom w:type="dxa" w:w="60"/>
+              <w:right w:type="dxa" w:w="100"/>
+            </w:tcMar>
+          </w:tcPr>
+          <w:p>
+            <w:r>
+              <w:rPr>
+                <w:b w:val="false"/>
+                <w:bCs w:val="false"/>
+                <w:sz w:val="20"/>
+                <w:szCs w:val="20"/>
+              </w:rPr>
+              <w:t xml:space="preserve">The investable fund lineup of each retirement plan</w:t>
+            </w:r>
+          </w:p>
+        </w:tc>
+        <w:tc>
+          <w:tcPr>
+            <w:tcW w:type="dxa" w:w="4306"/>
+            <w:tcMar>
+              <w:top w:type="dxa" w:w="60"/>
+              <w:left w:type="dxa" w:w="100"/>
+              <w:bottom w:type="dxa" w:w="60"/>
+              <w:right w:type="dxa" w:w="100"/>
+            </w:tcMar>
+          </w:tcPr>
+          <w:p>
+            <w:r>
+              <w:rPr>
+                <w:b w:val="false"/>
+                <w:bCs w:val="false"/>
+                <w:sz w:val="20"/>
+                <w:szCs w:val="20"/>
+              </w:rPr>
+              <w:t xml:space="preserve">accountId, planFundId, fundName, assetClassSlot, expenseRatio, active</w:t>
+            </w:r>
+          </w:p>
+        </w:tc>
+      </w:tr>
+      <w:tr>
+        <w:tc>
+          <w:tcPr>
+            <w:tcW w:type="dxa" w:w="1872"/>
+            <w:tcMar>
+              <w:top w:type="dxa" w:w="60"/>
+              <w:left w:type="dxa" w:w="100"/>
+              <w:bottom w:type="dxa" w:w="60"/>
+              <w:right w:type="dxa" w:w="100"/>
+            </w:tcMar>
+          </w:tcPr>
+          <w:p>
+            <w:r>
+              <w:rPr>
+                <w:b w:val="false"/>
+                <w:bCs w:val="false"/>
+                <w:sz w:val="20"/>
+                <w:szCs w:val="20"/>
+              </w:rPr>
+              <w:t xml:space="preserve">proxy_map</w:t>
+            </w:r>
+          </w:p>
+        </w:tc>
+        <w:tc>
+          <w:tcPr>
+            <w:tcW w:type="dxa" w:w="3182"/>
+            <w:tcMar>
+              <w:top w:type="dxa" w:w="60"/>
+              <w:left w:type="dxa" w:w="100"/>
+              <w:bottom w:type="dxa" w:w="60"/>
+              <w:right w:type="dxa" w:w="100"/>
+            </w:tcMar>
+          </w:tcPr>
+          <w:p>
+            <w:r>
+              <w:rPr>
+                <w:b w:val="false"/>
+                <w:bCs w:val="false"/>
+                <w:sz w:val="20"/>
+                <w:szCs w:val="20"/>
+              </w:rPr>
+              <w:t xml:space="preserve">Plan fund → nearest public instrument for scoring</w:t>
+            </w:r>
+          </w:p>
+        </w:tc>
+        <w:tc>
+          <w:tcPr>
+            <w:tcW w:type="dxa" w:w="4306"/>
+            <w:tcMar>
+              <w:top w:type="dxa" w:w="60"/>
+              <w:left w:type="dxa" w:w="100"/>
+              <w:bottom w:type="dxa" w:w="60"/>
+              <w:right w:type="dxa" w:w="100"/>
+            </w:tcMar>
+          </w:tcPr>
+          <w:p>
+            <w:r>
+              <w:rPr>
+                <w:b w:val="false"/>
+                <w:bCs w:val="false"/>
+                <w:sz w:val="20"/>
+                <w:szCs w:val="20"/>
+              </w:rPr>
+              <w:t xml:space="preserve">planFundId, instrumentId, mappingNote, confidence</w:t>
+            </w:r>
+          </w:p>
+        </w:tc>
+      </w:tr>
+      <w:tr>
+        <w:tc>
+          <w:tcPr>
+            <w:tcW w:type="dxa" w:w="1872"/>
+            <w:tcMar>
+              <w:top w:type="dxa" w:w="60"/>
+              <w:left w:type="dxa" w:w="100"/>
+              <w:bottom w:type="dxa" w:w="60"/>
+              <w:right w:type="dxa" w:w="100"/>
+            </w:tcMar>
+          </w:tcPr>
+          <w:p>
+            <w:r>
+              <w:rPr>
+                <w:b w:val="false"/>
+                <w:bCs w:val="false"/>
+                <w:sz w:val="20"/>
+                <w:szCs w:val="20"/>
+              </w:rPr>
+              <w:t xml:space="preserve">assessments</w:t>
+            </w:r>
+          </w:p>
+        </w:tc>
+        <w:tc>
+          <w:tcPr>
+            <w:tcW w:type="dxa" w:w="3182"/>
+            <w:tcMar>
+              <w:top w:type="dxa" w:w="60"/>
+              <w:left w:type="dxa" w:w="100"/>
+              <w:bottom w:type="dxa" w:w="60"/>
+              <w:right w:type="dxa" w:w="100"/>
+            </w:tcMar>
+          </w:tcPr>
+          <w:p>
+            <w:r>
+              <w:rPr>
+                <w:b w:val="false"/>
+                <w:bCs w:val="false"/>
+                <w:sz w:val="20"/>
+                <w:szCs w:val="20"/>
+              </w:rPr>
+              <w:t xml:space="preserve">Generated portfolio assessments with their evidence</w:t>
+            </w:r>
+          </w:p>
+        </w:tc>
+        <w:tc>
+          <w:tcPr>
+            <w:tcW w:type="dxa" w:w="4306"/>
+            <w:tcMar>
+              <w:top w:type="dxa" w:w="60"/>
+              <w:left w:type="dxa" w:w="100"/>
+              <w:bottom w:type="dxa" w:w="60"/>
+              <w:right w:type="dxa" w:w="100"/>
+            </w:tcMar>
+          </w:tcPr>
+          <w:p>
+            <w:r>
+              <w:rPr>
+                <w:b w:val="false"/>
+                <w:bCs w:val="false"/>
+                <w:sz w:val="20"/>
+                <w:szCs w:val="20"/>
+              </w:rPr>
+              <w:t xml:space="preserve">id, accountId, runAt, deterministicJson, narrativeText, citedEventIdsCsv, modelId</w:t>
+            </w:r>
+          </w:p>
+        </w:tc>
+      </w:tr>
     </w:tbl>
     <w:p>
       <w:pPr>
@@ -1806,6 +2146,32 @@
           <w:szCs w:val="22"/>
         </w:rPr>
         <w:t xml:space="preserve">no earnings → no valuation factor; comparing a crypto score to an equity score would be false precision.</w:t>
+      </w:r>
+    </w:p>
+    <w:p>
+      <w:pPr>
+        <w:pStyle w:val="ListParagraph"/>
+        <w:numPr>
+          <w:ilvl w:val="0"/>
+          <w:numId w:val="1"/>
+        </w:numPr>
+        <w:spacing w:after="60"/>
+      </w:pPr>
+      <w:r>
+        <w:rPr>
+          <w:b/>
+          <w:bCs/>
+          <w:sz w:val="22"/>
+          <w:szCs w:val="22"/>
+        </w:rPr>
+        <w:t xml:space="preserve">Transamerica holdings via manual entry + CSV (user decision 2026-08-03): </w:t>
+      </w:r>
+      <w:r>
+        <w:rPr>
+          <w:sz w:val="22"/>
+          <w:szCs w:val="22"/>
+        </w:rPr>
+        <w:t xml:space="preserve">no public API exists for individuals; aggregators (Plaid/SnapTrade) add cost, third-party credential sharing, and spotty retirement-plan coverage. 401(k) holdings change slowly, so manual burden is low. Aggregator sync stays on the enhancements list.</w:t>
       </w:r>
     </w:p>
     <w:p>
@@ -4211,7 +4577,19 @@
           <w:bCs/>
           <w:color w:val="2a78d6"/>
         </w:rPr>
-        <w:t xml:space="preserve">6.9 What this logic deliberately does NOT do (v1)</w:t>
+        <w:t xml:space="preserve">6.9 Portfolio assessment &amp; the event overlay (Epic G)</w:t>
+      </w:r>
+    </w:p>
+    <w:p>
+      <w:pPr>
+        <w:spacing w:after="120"/>
+      </w:pPr>
+      <w:r>
+        <w:rPr>
+          <w:sz w:val="22"/>
+          <w:szCs w:val="22"/>
+        </w:rPr>
+        <w:t xml:space="preserve">Assessments of the user's accounts (two Transamerica retirement plans) are two-layer, and the layers are never blended:</w:t>
       </w:r>
     </w:p>
     <w:p>
@@ -4225,10 +4603,19 @@
       </w:pPr>
       <w:r>
         <w:rPr>
-          <w:sz w:val="22"/>
-          <w:szCs w:val="22"/>
-        </w:rPr>
-        <w:t xml:space="preserve">No backtesting engine yet (logged in ENHANCEMENTS; the persisted score history is designed to make it possible).</w:t>
+          <w:b/>
+          <w:bCs/>
+          <w:sz w:val="22"/>
+          <w:szCs w:val="22"/>
+        </w:rPr>
+        <w:t xml:space="preserve">Layer 1 — deterministic: </w:t>
+      </w:r>
+      <w:r>
+        <w:rPr>
+          <w:sz w:val="22"/>
+          <w:szCs w:val="22"/>
+        </w:rPr>
+        <w:t xml:space="preserve">each held fund and each fund on the plan's menu is scored on the foundational criteria (via proxy_map where plan funds lack public tickers — proxy-scored results are labeled). On top: cross-account allocation, holdings overlap, and cost drag (expense-ratio delta × balance). Optimization suggestions are within-menu swaps ranked by score gap in the same asset-class slot, each with full score decomposition.</w:t>
       </w:r>
     </w:p>
     <w:p>
@@ -4242,10 +4629,19 @@
       </w:pPr>
       <w:r>
         <w:rPr>
-          <w:sz w:val="22"/>
-          <w:szCs w:val="22"/>
-        </w:rPr>
-        <w:t xml:space="preserve">No machine learning; no LLM anywhere in the numbers. The Epic E3 narrative layer summarizes news/filings next to the scores and must not alter them.</w:t>
+          <w:b/>
+          <w:bCs/>
+          <w:sz w:val="22"/>
+          <w:szCs w:val="22"/>
+        </w:rPr>
+        <w:t xml:space="preserve">Layer 2 — event overlay: </w:t>
+      </w:r>
+      <w:r>
+        <w:rPr>
+          <w:sz w:val="22"/>
+          <w:szCs w:val="22"/>
+        </w:rPr>
+        <w:t xml:space="preserve">news items (business and political) and calendar events (earnings, Fed, CPI, elections) tagged to holdings/sectors feed a Claude-written narrative. Citation rule: every event the narrative uses must be cited with its direction of influence (headwind / tailwind / watch) and the holding(s) it touches. Uncited claims are not permitted; assessments persist their cited event IDs for audit.</w:t>
       </w:r>
     </w:p>
     <w:p>
@@ -4259,38 +4655,33 @@
       </w:pPr>
       <w:r>
         <w:rPr>
-          <w:sz w:val="22"/>
-          <w:szCs w:val="22"/>
-        </w:rPr>
-        <w:t xml:space="preserve">No portfolio optimization, position sizing, or tax advice.</w:t>
-      </w:r>
-    </w:p>
-    <w:p>
-      <w:pPr>
-        <w:spacing w:after="120"/>
-      </w:pPr>
-      <w:r>
-        <w:rPr>
-          <w:i/>
-          <w:iCs/>
-          <w:color w:val="52514e"/>
-          <w:sz w:val="20"/>
-          <w:szCs w:val="20"/>
-        </w:rPr>
-        <w:t xml:space="preserve">Maintenance rule: any change to lib/signals/* lands in the same commit as the update to this section.</w:t>
-      </w:r>
-    </w:p>
-    <w:p>
-      <w:pPr>
-        <w:pStyle w:val="Heading1"/>
-      </w:pPr>
-      <w:r>
-        <w:rPr>
           <w:b/>
           <w:bCs/>
-          <w:color w:val="1a1a19"/>
-        </w:rPr>
-        <w:t xml:space="preserve">7. Known Limitations / Open Risks</w:t>
+          <w:sz w:val="22"/>
+          <w:szCs w:val="22"/>
+        </w:rPr>
+        <w:t xml:space="preserve">Separation rule: </w:t>
+      </w:r>
+      <w:r>
+        <w:rPr>
+          <w:sz w:val="22"/>
+          <w:szCs w:val="22"/>
+        </w:rPr>
+        <w:t xml:space="preserve">the overlay never modifies a factor score, a rank, or a suggestion ordering. It contextualizes Layer 1, and the UI renders the two layers visually distinct.</w:t>
+      </w:r>
+    </w:p>
+    <w:p>
+      <w:pPr>
+        <w:pStyle w:val="Heading2"/>
+        <w:spacing w:after="120" w:before="280"/>
+      </w:pPr>
+      <w:r>
+        <w:rPr>
+          <w:b/>
+          <w:bCs/>
+          <w:color w:val="2a78d6"/>
+        </w:rPr>
+        <w:t xml:space="preserve">6.10 What this logic deliberately does NOT do (v1)</w:t>
       </w:r>
     </w:p>
     <w:p>
@@ -4307,7 +4698,7 @@
           <w:sz w:val="22"/>
           <w:szCs w:val="22"/>
         </w:rPr>
-        <w:t xml:space="preserve">yahoo-finance2 is unofficial — endpoints can change without notice. Contained by the provider interface + response cache; upgrade path is FMP/Polygon.</w:t>
+        <w:t xml:space="preserve">No backtesting engine yet (logged in ENHANCEMENTS; the persisted score history is designed to make it possible).</w:t>
       </w:r>
     </w:p>
     <w:p>
@@ -4324,7 +4715,7 @@
           <w:sz w:val="22"/>
           <w:szCs w:val="22"/>
         </w:rPr>
-        <w:t xml:space="preserve">Free-tier data is delayed (typically 15 min to EOD) and analyst-estimate coverage is thin — forward-looking metrics will be missing for many names (handled by the missing-data policy).</w:t>
+        <w:t xml:space="preserve">No machine learning; no LLM anywhere in the numbers. The Epic E3 narrative layer summarizes news/filings next to the scores and must not alter them.</w:t>
       </w:r>
     </w:p>
     <w:p>
@@ -4341,7 +4732,35 @@
           <w:sz w:val="22"/>
           <w:szCs w:val="22"/>
         </w:rPr>
-        <w:t xml:space="preserve">Factor scores describe historical statistical tendencies; they are research aids, not investment advice, and the UI says so.</w:t>
+        <w:t xml:space="preserve">No portfolio optimization, position sizing, or tax advice.</w:t>
+      </w:r>
+    </w:p>
+    <w:p>
+      <w:pPr>
+        <w:spacing w:after="120"/>
+      </w:pPr>
+      <w:r>
+        <w:rPr>
+          <w:i/>
+          <w:iCs/>
+          <w:color w:val="52514e"/>
+          <w:sz w:val="20"/>
+          <w:szCs w:val="20"/>
+        </w:rPr>
+        <w:t xml:space="preserve">Maintenance rule: any change to lib/signals/* lands in the same commit as the update to this section.</w:t>
+      </w:r>
+    </w:p>
+    <w:p>
+      <w:pPr>
+        <w:pStyle w:val="Heading1"/>
+      </w:pPr>
+      <w:r>
+        <w:rPr>
+          <w:b/>
+          <w:bCs/>
+          <w:color w:val="1a1a19"/>
+        </w:rPr>
+        <w:t xml:space="preserve">7. Known Limitations / Open Risks</w:t>
       </w:r>
     </w:p>
     <w:p>
@@ -4358,7 +4777,7 @@
           <w:sz w:val="22"/>
           <w:szCs w:val="22"/>
         </w:rPr>
-        <w:t xml:space="preserve">Single-user design: no auth in the local app; the deployed app must sit behind Vercel protection (F1 decision point).</w:t>
+        <w:t xml:space="preserve">yahoo-finance2 is unofficial — endpoints can change without notice. Contained by the provider interface + response cache; upgrade path is FMP/Polygon.</w:t>
       </w:r>
     </w:p>
     <w:p>
@@ -4375,7 +4794,92 @@
           <w:sz w:val="22"/>
           <w:szCs w:val="22"/>
         </w:rPr>
+        <w:t xml:space="preserve">Free-tier data is delayed (typically 15 min to EOD) and analyst-estimate coverage is thin — forward-looking metrics will be missing for many names (handled by the missing-data policy).</w:t>
+      </w:r>
+    </w:p>
+    <w:p>
+      <w:pPr>
+        <w:pStyle w:val="ListParagraph"/>
+        <w:numPr>
+          <w:ilvl w:val="0"/>
+          <w:numId w:val="1"/>
+        </w:numPr>
+        <w:spacing w:after="60"/>
+      </w:pPr>
+      <w:r>
+        <w:rPr>
+          <w:sz w:val="22"/>
+          <w:szCs w:val="22"/>
+        </w:rPr>
+        <w:t xml:space="preserve">Factor scores describe historical statistical tendencies; they are research aids, not investment advice, and the UI says so.</w:t>
+      </w:r>
+    </w:p>
+    <w:p>
+      <w:pPr>
+        <w:pStyle w:val="ListParagraph"/>
+        <w:numPr>
+          <w:ilvl w:val="0"/>
+          <w:numId w:val="1"/>
+        </w:numPr>
+        <w:spacing w:after="60"/>
+      </w:pPr>
+      <w:r>
+        <w:rPr>
+          <w:sz w:val="22"/>
+          <w:szCs w:val="22"/>
+        </w:rPr>
+        <w:t xml:space="preserve">Single-user design: no auth in the local app; the deployed app must sit behind Vercel protection (F1 decision point).</w:t>
+      </w:r>
+    </w:p>
+    <w:p>
+      <w:pPr>
+        <w:pStyle w:val="ListParagraph"/>
+        <w:numPr>
+          <w:ilvl w:val="0"/>
+          <w:numId w:val="1"/>
+        </w:numPr>
+        <w:spacing w:after="60"/>
+      </w:pPr>
+      <w:r>
+        <w:rPr>
+          <w:sz w:val="22"/>
+          <w:szCs w:val="22"/>
+        </w:rPr>
         <w:t xml:space="preserve">Project directory lives in Google Drive sync — node_modules churn; recommend excluding it from sync.</w:t>
+      </w:r>
+    </w:p>
+    <w:p>
+      <w:pPr>
+        <w:pStyle w:val="ListParagraph"/>
+        <w:numPr>
+          <w:ilvl w:val="0"/>
+          <w:numId w:val="1"/>
+        </w:numPr>
+        <w:spacing w:after="60"/>
+      </w:pPr>
+      <w:r>
+        <w:rPr>
+          <w:sz w:val="22"/>
+          <w:szCs w:val="22"/>
+        </w:rPr>
+        <w:t xml:space="preserve">Proxy-scored plan funds inherit the proxy's data, not the fund's actual holdings — close for index funds, looser for active CITs; the confidence field and labeling carry this caveat to the UI.</w:t>
+      </w:r>
+    </w:p>
+    <w:p>
+      <w:pPr>
+        <w:pStyle w:val="ListParagraph"/>
+        <w:numPr>
+          <w:ilvl w:val="0"/>
+          <w:numId w:val="1"/>
+        </w:numPr>
+        <w:spacing w:after="60"/>
+      </w:pPr>
+      <w:r>
+        <w:rPr>
+          <w:sz w:val="22"/>
+          <w:szCs w:val="22"/>
+        </w:rPr>
+        <w:t xml:space="preserve">Manually entered holdings go stale between updates; every portfolio view shows the holdings as-of date and nags past 60 days.</w:t>
       </w:r>
     </w:p>
     <w:sectPr>

--- a/TECHNICAL_SPEC.docx
+++ b/TECHNICAL_SPEC.docx
@@ -1010,7 +1010,19 @@
           <w:bCs/>
           <w:color w:val="1a1a19"/>
         </w:rPr>
-        <w:t xml:space="preserve">4. Data Model (v1 plan — implemented in Epic B1)</w:t>
+        <w:t xml:space="preserve">4. Data Model (implemented — B1, 2026-08-03; source of truth: db/schema.ts)</w:t>
+      </w:r>
+    </w:p>
+    <w:p>
+      <w:pPr>
+        <w:spacing w:after="120"/>
+      </w:pPr>
+      <w:r>
+        <w:rPr>
+          <w:sz w:val="22"/>
+          <w:szCs w:val="22"/>
+        </w:rPr>
+        <w:t xml:space="preserve">Conventions: dates/timestamps are ISO-8601 TEXT (sorts correctly in SQLite); fundamentals are long/narrow so new metrics need no migration; snake_case columns behind camelCase Drizzle fields. Instruments are unique per (symbol, assetClass) so a crypto ticker can coexist with a stock ticker. Holdings are point-in-time snapshots — one row per fund per as-of date — preserving history for later analysis.</w:t>
       </w:r>
     </w:p>
     <w:tbl>
@@ -4880,6 +4892,23 @@
           <w:szCs w:val="22"/>
         </w:rPr>
         <w:t xml:space="preserve">Manually entered holdings go stale between updates; every portfolio view shows the holdings as-of date and nags past 60 days.</w:t>
+      </w:r>
+    </w:p>
+    <w:p>
+      <w:pPr>
+        <w:pStyle w:val="ListParagraph"/>
+        <w:numPr>
+          <w:ilvl w:val="0"/>
+          <w:numId w:val="1"/>
+        </w:numPr>
+        <w:spacing w:after="60"/>
+      </w:pPr>
+      <w:r>
+        <w:rPr>
+          <w:sz w:val="22"/>
+          <w:szCs w:val="22"/>
+        </w:rPr>
+        <w:t xml:space="preserve">Foreign keys are declared in the schema but SQLite/libSQL does not enforce them without a per-connection pragma (unreliable over Turso HTTP) — referential integrity is maintained at the application layer; unique and NOT NULL constraints are enforced by the database and covered by tests.</w:t>
       </w:r>
     </w:p>
     <w:sectPr>

--- a/TECHNICAL_SPEC.docx
+++ b/TECHNICAL_SPEC.docx
@@ -133,7 +133,7 @@
           <w:sz w:val="22"/>
           <w:szCs w:val="22"/>
         </w:rPr>
-        <w:t xml:space="preserve">lib/providers/* — one interface per data domain (quotes, history, fundamentals, crypto, macro, news), with concrete free-tier implementations. Provider choice is env-driven (B7), so upgrading to a paid provider is configuration, not a rewrite.</w:t>
+        <w:t xml:space="preserve">lib/providers/* — one interface per data domain (quotes, history, fundamentals, crypto, macro, news), with concrete free-tier implementations. Provider choice is env-driven (EQUITY_PROVIDER, default yahoo), so upgrading to a paid provider is configuration, not a rewrite. Implemented (B2): EquityProvider (getQuotes batch, getDailyHistory) + registry + yahoo-finance2 v4 adapter with injectable client for offline tests; live behavior verified via the SMOKE=1 test suite. Contract conventions: changePercent is a ratio (0.0123 = +1.23%), bar dates are YYYY-MM-DD oldest-first, all failures wrap in ProviderError{provider, symbol, cause}.</w:t>
       </w:r>
     </w:p>
     <w:p>

--- a/TECHNICAL_SPEC.docx
+++ b/TECHNICAL_SPEC.docx
@@ -178,14 +178,14 @@
           <w:sz w:val="22"/>
           <w:szCs w:val="22"/>
         </w:rPr>
-        <w:t xml:space="preserve">Refresh pipeline: </w:t>
-      </w:r>
-      <w:r>
-        <w:rPr>
-          <w:sz w:val="22"/>
-          <w:szCs w:val="22"/>
-        </w:rPr>
-        <w:t xml:space="preserve">npm run refresh locally; on Vercel a cron job calls /api/refresh, guarded by CRON_SECRET. Connectors cache responses and respect per-provider rate limits.</w:t>
+        <w:t xml:space="preserve">Refresh pipeline &amp; caching: </w:t>
+      </w:r>
+      <w:r>
+        <w:rPr>
+          <w:sz w:val="22"/>
+          <w:szCs w:val="22"/>
+        </w:rPr>
+        <w:t xml:space="preserve">npm run refresh locally; on Vercel a cron job calls /api/refresh, guarded by CRON_SECRET. Connectors are automatically wrapped with TTL-based caching (quotes 15 min, fundamentals 24h, macro 1h, technicals 4h); responses are stored in provider_cache table. Cache layer is transparent to the app — can be disabled with DISABLE_CACHE=1 env var. Expired cache entries are purged on-demand or during refresh.</w:t>
       </w:r>
     </w:p>
     <w:p>

--- a/TECHNICAL_SPEC.docx
+++ b/TECHNICAL_SPEC.docx
@@ -43,7 +43,7 @@
           <w:sz w:val="20"/>
           <w:szCs w:val="20"/>
         </w:rPr>
-        <w:t xml:space="preserve">Last updated: 2026-08-04</w:t>
+        <w:t xml:space="preserve">Last updated: 2026-08-05</w:t>
       </w:r>
     </w:p>
     <w:p>
@@ -133,7 +133,7 @@
           <w:sz w:val="22"/>
           <w:szCs w:val="22"/>
         </w:rPr>
-        <w:t xml:space="preserve">lib/providers/* — one interface per data domain (quotes, history, fundamentals, crypto, macro, news), with concrete free-tier implementations. Provider choice is env-driven (EQUITY_PROVIDER, default yahoo), so upgrading to a paid provider is configuration, not a rewrite. Implemented (B2): EquityProvider (getQuotes batch, getDailyHistory) + registry + yahoo-finance2 v4 adapter with injectable client for offline tests; live behavior verified via the SMOKE=1 test suite. Contract conventions: changePercent is a ratio (0.0123 = +1.23%), bar dates are YYYY-MM-DD oldest-first, all failures wrap in ProviderError{provider, symbol, cause}.</w:t>
+        <w:t xml:space="preserve">lib/providers/* — one interface per data domain (quotes, history, fundamentals, crypto, macro, news), with concrete free-tier implementations. Provider choice is env-driven (EQUITY_PROVIDER, default yahoo), so upgrading to a paid provider is configuration, not a rewrite. Implemented (B2): EquityProvider (getQuotes batch, getDailyHistory) + registry + yahoo-finance2 v4 adapter with injectable client for offline tests; live behavior verified via the SMOKE=1 test suite. Contract conventions: changePercent is a ratio (0.0123 = +1.23%), bar dates are YYYY-MM-DD oldest-first, all failures wrap in ProviderError{provider, symbol, cause}. Optional EquityProvider.searchSymbol(query) (2026-08-05) resolves free text — a ticker or a company name — to a real symbol via Yahoo's own search, used by addToWatchlist so garbage input is rejected instead of silently becoming a fake instrument.</w:t>
       </w:r>
     </w:p>
     <w:p>
@@ -159,7 +159,7 @@
           <w:sz w:val="22"/>
           <w:szCs w:val="22"/>
         </w:rPr>
-        <w:t xml:space="preserve">libSQL via Drizzle ORM. Locally a plain file (file:local.db); on Vercel the same client points at Turso (free tier). Identical SQLite semantics both places.</w:t>
+        <w:t xml:space="preserve">libSQL via Drizzle ORM. Locally a plain file (file:local.db); on Vercel the same client points at Turso (free tier). Identical SQLite semantics both places. db/client.ts accepts either TURSO_DATABASE_URL or DATABASE_URL (2026-08-05) — Vercel's configured var name and the name the code originally expected had drifted apart, which silently broke every production DB call until both names were accepted; see § 7.</w:t>
       </w:r>
     </w:p>
     <w:p>
@@ -632,7 +632,7 @@
                 <w:sz w:val="20"/>
                 <w:szCs w:val="20"/>
               </w:rPr>
-              <w:t xml:space="preserve">Recharts (planned, Epic C)</w:t>
+              <w:t xml:space="preserve">Recharts (shipped, C3)</w:t>
             </w:r>
           </w:p>
         </w:tc>
@@ -654,7 +654,7 @@
                 <w:sz w:val="20"/>
                 <w:szCs w:val="20"/>
               </w:rPr>
-              <w:t xml:space="preserve">Declarative, fits the dataviz method; revisit for candlesticks if needed.</w:t>
+              <w:t xml:space="preserve">Declarative, fits the dataviz method; price history on the instrument detail page. Revisit for candlesticks if needed.</w:t>
             </w:r>
           </w:p>
         </w:tc>
@@ -4580,6 +4580,21 @@
     </w:p>
     <w:p>
       <w:pPr>
+        <w:spacing w:after="120"/>
+      </w:pPr>
+      <w:r>
+        <w:rPr>
+          <w:i/>
+          <w:iCs/>
+          <w:color w:val="52514e"/>
+          <w:sz w:val="20"/>
+          <w:szCs w:val="20"/>
+        </w:rPr>
+        <w:t xml:space="preserve">Wiring status (2026-08-05): the factor engine above (lib/signals/*, lib/scoring/composer.ts) was fully built and tested but never called from the app — computeScoresForWatchlist() was a no-op that just re-read whatever was already in factor_scores (nothing), and the refresh pipeline fetched quotes but never wrote them to prices_daily either. Both are now wired: Trigger Manual Refresh persists real prices and runs the real factor computation end-to-end.</w:t>
+      </w:r>
+    </w:p>
+    <w:p>
+      <w:pPr>
         <w:pStyle w:val="Heading2"/>
         <w:spacing w:after="120" w:before="280"/>
       </w:pPr>
@@ -4909,6 +4924,109 @@
           <w:szCs w:val="22"/>
         </w:rPr>
         <w:t xml:space="preserve">Foreign keys are declared in the schema but SQLite/libSQL does not enforce them without a per-connection pragma (unreliable over Turso HTTP) — referential integrity is maintained at the application layer; unique and NOT NULL constraints are enforced by the database and covered by tests.</w:t>
+      </w:r>
+    </w:p>
+    <w:p>
+      <w:pPr>
+        <w:pStyle w:val="ListParagraph"/>
+        <w:numPr>
+          <w:ilvl w:val="0"/>
+          <w:numId w:val="1"/>
+        </w:numPr>
+        <w:spacing w:after="60"/>
+      </w:pPr>
+      <w:r>
+        <w:rPr>
+          <w:b/>
+          <w:bCs/>
+          <w:sz w:val="22"/>
+          <w:szCs w:val="22"/>
+        </w:rPr>
+        <w:t xml:space="preserve">Turso migrations require explicit statement-breakpoint markers (2026-08-05): </w:t>
+      </w:r>
+      <w:r>
+        <w:rPr>
+          <w:sz w:val="22"/>
+          <w:szCs w:val="22"/>
+        </w:rPr>
+        <w:t xml:space="preserve">drizzle-kit generate inserts "--&gt; statement-breakpoint" between statements automatically, but any hand-written migration file must include them too. Local dev's embedded SQLite driver silently tolerates a file without them (executes the whole file as one multi-statement call); Turso's remote HTTP protocol rejects it outright (SQL_MANY_STATEMENTS). This masked two bad migration files until they were run against Turso for the first time.</w:t>
+      </w:r>
+    </w:p>
+    <w:p>
+      <w:pPr>
+        <w:pStyle w:val="ListParagraph"/>
+        <w:numPr>
+          <w:ilvl w:val="0"/>
+          <w:numId w:val="1"/>
+        </w:numPr>
+        <w:spacing w:after="60"/>
+      </w:pPr>
+      <w:r>
+        <w:rPr>
+          <w:b/>
+          <w:bCs/>
+          <w:sz w:val="22"/>
+          <w:szCs w:val="22"/>
+        </w:rPr>
+        <w:t xml:space="preserve">Next.js 16 route params are a Promise, including in client components (2026-08-05): </w:t>
+      </w:r>
+      <w:r>
+        <w:rPr>
+          <w:sz w:val="22"/>
+          <w:szCs w:val="22"/>
+        </w:rPr>
+        <w:t xml:space="preserve">a page.tsx under a [param] segment must type params as Promise&lt;{...}&gt; and unwrap it with React's use() (client components) or await (server components). Reading params.foo synchronously silently returns undefined rather than erroring — this broke /instrument/[symbol] and /portfolio/[accountId] completely (always "not found") with no build-time or console warning.</w:t>
+      </w:r>
+    </w:p>
+    <w:p>
+      <w:pPr>
+        <w:pStyle w:val="ListParagraph"/>
+        <w:numPr>
+          <w:ilvl w:val="0"/>
+          <w:numId w:val="1"/>
+        </w:numPr>
+        <w:spacing w:after="60"/>
+      </w:pPr>
+      <w:r>
+        <w:rPr>
+          <w:sz w:val="22"/>
+          <w:szCs w:val="22"/>
+        </w:rPr>
+        <w:t xml:space="preserve">DATABASE_URL and CRON_SECRET are Vercel "sensitive" environment variables — once set, their values can never be read back by the CLI, the dashboard, or a session running with Vercel access. Any operation that needs the real value (running a migration, hitting a secret-gated endpoint) has to execute inside the deployed app itself (an admin action triggered from the browser), never from a local script, however privileged the invoking session is.</w:t>
+      </w:r>
+    </w:p>
+    <w:p>
+      <w:pPr>
+        <w:pStyle w:val="ListParagraph"/>
+        <w:numPr>
+          <w:ilvl w:val="0"/>
+          <w:numId w:val="1"/>
+        </w:numPr>
+        <w:spacing w:after="60"/>
+      </w:pPr>
+      <w:r>
+        <w:rPr>
+          <w:sz w:val="22"/>
+          <w:szCs w:val="22"/>
+        </w:rPr>
+        <w:t xml:space="preserve">Markets page indices/crypto (SPY, QQQ, IWM, BTC, ETH, USDT) are not populated by the normal refresh pipeline — that only fetches prices for whatever's on the watchlist. Those specific instruments need an explicit seed step before the Markets page shows real data; logged in ENHANCEMENTS.</w:t>
+      </w:r>
+    </w:p>
+    <w:p>
+      <w:pPr>
+        <w:pStyle w:val="ListParagraph"/>
+        <w:numPr>
+          <w:ilvl w:val="0"/>
+          <w:numId w:val="1"/>
+        </w:numPr>
+        <w:spacing w:after="60"/>
+      </w:pPr>
+      <w:r>
+        <w:rPr>
+          <w:sz w:val="22"/>
+          <w:szCs w:val="22"/>
+        </w:rPr>
+        <w:t xml:space="preserve">Claude model IDs used server-side (event assessments, narratives) need periodic review against Anthropic's deprecation schedule — claude-opus-4-1-20250805 was found in use with an end-of-life date of the next day (2026-08-05) and replaced with claude-sonnet-5. Nothing currently automates this check.</w:t>
       </w:r>
     </w:p>
     <w:sectPr>

--- a/TECHNICAL_SPEC.docx
+++ b/TECHNICAL_SPEC.docx
@@ -43,7 +43,7 @@
           <w:sz w:val="20"/>
           <w:szCs w:val="20"/>
         </w:rPr>
-        <w:t xml:space="preserve">Last updated: 2026-08-05</w:t>
+        <w:t xml:space="preserve">Last updated: 2026-08-06</w:t>
       </w:r>
     </w:p>
     <w:p>
